--- a/backend/tools/Journal/output/template_test/test_elsevier.docx
+++ b/backend/tools/Journal/output/template_test/test_elsevier.docx
@@ -107,6 +107,76 @@
       </w:pPr>
       <w:r>
         <w:t>References</w:t>
+      </w:r>
+    </w:p>
+    <w:p>
+      <w:pPr>
+        <w:pStyle w:val="Reference"/>
+        <w:ind w:hanging="720" w:left="720"/>
+      </w:pPr>
+      <w:r>
+        <w:rPr>
+          <w:b w:val="0"/>
+          <w:i w:val="0"/>
+          <w:u w:val="none"/>
+        </w:rPr>
+        <w:t>[1] Vaswani, A. et al. (2017) "Attention is All You Need,".</w:t>
+      </w:r>
+    </w:p>
+    <w:p>
+      <w:pPr>
+        <w:pStyle w:val="Reference"/>
+        <w:ind w:hanging="720" w:left="720"/>
+      </w:pPr>
+      <w:r>
+        <w:rPr>
+          <w:b w:val="0"/>
+          <w:i w:val="0"/>
+          <w:u w:val="none"/>
+        </w:rPr>
+        <w:t>[2] Devlin, J. et al. (2018) "BERT: Pre-training of Deep Bidirectional Transformers,".</w:t>
+      </w:r>
+    </w:p>
+    <w:p>
+      <w:pPr>
+        <w:pStyle w:val="Reference"/>
+        <w:ind w:hanging="720" w:left="720"/>
+      </w:pPr>
+      <w:r>
+        <w:rPr>
+          <w:b w:val="0"/>
+          <w:i w:val="0"/>
+          <w:u w:val="none"/>
+        </w:rPr>
+        <w:t>[3] Brown, T. et al. (2020) "Language Models are Few-Shot Learners,".</w:t>
+      </w:r>
+    </w:p>
+    <w:p>
+      <w:pPr>
+        <w:pStyle w:val="Reference"/>
+        <w:ind w:hanging="720" w:left="720"/>
+      </w:pPr>
+      <w:r>
+        <w:rPr>
+          <w:b w:val="0"/>
+          <w:i w:val="0"/>
+          <w:u w:val="none"/>
+        </w:rPr>
+        <w:t>[4] Mikolov, T. et al. (2013) "Distributed Representations of Words,".</w:t>
+      </w:r>
+    </w:p>
+    <w:p>
+      <w:pPr>
+        <w:pStyle w:val="Reference"/>
+        <w:ind w:hanging="720" w:left="720"/>
+      </w:pPr>
+      <w:r>
+        <w:rPr>
+          <w:b w:val="0"/>
+          <w:i w:val="0"/>
+          <w:u w:val="none"/>
+        </w:rPr>
+        <w:t>[5] Hochreiter, S. et al. (1997) "Long Short-Term Memory,".</w:t>
       </w:r>
     </w:p>
     <w:sectPr>
